--- a/zhs/docx/016.content.docx
+++ b/zhs/docx/016.content.docx
@@ -19,7 +19,7 @@
         <w:rPr>
           <w:lang w:val="zh_CN" w:bidi="zh_CN"/>
         </w:rPr>
-        <w:t>Resource: 关键词 (SRV)</w:t>
+        <w:t>Resource: Familiarization, Internalization, Articulation (Fia) Terms</w:t>
       </w:r>
       <w:r>
         <w:rPr>
@@ -39,42 +39,61 @@
           <w:b/>
           <w:lang w:val="zh_CN" w:bidi="zh_CN"/>
         </w:rPr>
-        <w:t>Familiarization, Internalization, Articulation (FIA) Key Terms</w:t>
-      </w:r>
-      <w:r>
-        <w:rPr>
-          <w:lang w:val="zh_CN" w:bidi="zh_CN"/>
-        </w:rPr>
-        <w:t xml:space="preserve"> © 2023 SRV Partners Released under CC BY-SA 4.0 license. </w:t>
-      </w:r>
-      <w:r>
-        <w:rPr>
-          <w:lang w:val="zh_CN" w:bidi="zh_CN"/>
-        </w:rPr>
-        <w:t>Familiarization, Internalization, Articulation (FIA) Key Terms</w:t>
-      </w:r>
-      <w:r>
-        <w:rPr>
-          <w:lang w:val="zh_CN" w:bidi="zh_CN"/>
-        </w:rPr>
-        <w:t xml:space="preserve"> has been adapted in the following languages Tok Pisin, عربي, Français, हिंदी, Bahasa Indonesia, Português, Русский, Español, Kiswahili, 简体中文 from </w:t>
-      </w:r>
-      <w:r>
-        <w:rPr>
-          <w:lang w:val="zh_CN" w:bidi="zh_CN"/>
-        </w:rPr>
-        <w:t>Familiarization, Internalization, Articulation (FIA)</w:t>
-      </w:r>
-      <w:r>
-        <w:rPr>
-          <w:lang w:val="zh_CN" w:bidi="zh_CN"/>
-        </w:rPr>
-        <w:t xml:space="preserve"> © 2023 SRV Partners. Released under CC BY-SA 4.0 license by Mission Mutual</w:t>
-      </w:r>
-      <w:r>
-        <w:rPr>
-          <w:lang w:val="zh_CN" w:bidi="zh_CN"/>
-        </w:rPr>
+        <w:t>Familiarization, Internalization, Articulation (Fia) Terms</w:t>
+      </w:r>
+      <w:r>
+        <w:rPr>
+          <w:lang w:val="zh_CN" w:bidi="zh_CN"/>
+        </w:rPr>
+        <w:t xml:space="preserve"> (Chinese (Simplified)) is based on: </w:t>
+      </w:r>
+      <w:r>
+        <w:rPr>
+          <w:lang w:val="zh_CN" w:bidi="zh_CN"/>
+        </w:rPr>
+        <w:t>Familiarization, Internalization, Articulation (Fia) Terms</w:t>
+      </w:r>
+      <w:r>
+        <w:rPr>
+          <w:lang w:val="zh_CN" w:bidi="zh_CN"/>
+        </w:rPr>
+        <w:t xml:space="preserve">, </w:t>
+      </w:r>
+      <w:hyperlink r:id="rId13">
+        <w:r>
+          <w:rPr>
+            <w:lang w:val="zh_CN" w:bidi="zh_CN"/>
+          </w:rPr>
+          <w:rPr>
+            <w:color w:val="0000EE"/>
+            <w:u w:val="single"/>
+          </w:rPr>
+          <w:t>SRV Partners</w:t>
+        </w:r>
+      </w:hyperlink>
+      <w:r>
+        <w:rPr>
+          <w:lang w:val="zh_CN" w:bidi="zh_CN"/>
+        </w:rPr>
+        <w:t xml:space="preserve">, 2023, which is licensed under a </w:t>
+      </w:r>
+      <w:hyperlink r:id="rId14">
+        <w:r>
+          <w:rPr>
+            <w:lang w:val="zh_CN" w:bidi="zh_CN"/>
+          </w:rPr>
+          <w:rPr>
+            <w:color w:val="0000EE"/>
+            <w:u w:val="single"/>
+          </w:rPr>
+          <w:t>CC BY-SA 4.0 license</w:t>
+        </w:r>
+      </w:hyperlink>
+      <w:r>
+        <w:rPr>
+          <w:lang w:val="zh_CN" w:bidi="zh_CN"/>
+        </w:rPr>
+        <w:t>.</w:t>
       </w:r>
       <w:r>
         <w:rPr>
@@ -83,6 +102,30 @@
       </w:r>
     </w:p>
     <w:p>
+      <w:pPr/>
+      <w:r>
+        <w:rPr>
+          <w:lang w:val="zh_CN" w:bidi="zh_CN"/>
+        </w:rPr>
+      </w:r>
+      <w:r>
+        <w:rPr>
+          <w:lang w:val="zh_CN" w:bidi="zh_CN"/>
+        </w:rPr>
+        <w:t>This PDF version is provided under the same license.</w:t>
+      </w:r>
+      <w:r>
+        <w:rPr>
+          <w:lang w:val="zh_CN" w:bidi="zh_CN"/>
+        </w:rPr>
+      </w:r>
+      <w:r>
+        <w:rPr>
+          <w:lang w:val="zh_CN" w:bidi="zh_CN"/>
+        </w:rPr>
+      </w:r>
+    </w:p>
+    <w:p>
       <w:pPr>
         <w:pStyle w:val="Heading1"/>
       </w:pPr>
@@ -90,7 +133,7 @@
         <w:rPr>
           <w:lang w:val="zh_CN" w:bidi="zh_CN"/>
         </w:rPr>
-        <w:t>关键词 (SRV)</w:t>
+        <w:t>Familiarization, Internalization, Articulation (Fia) Terms</w:t>
       </w:r>
     </w:p>
     <w:p>
@@ -238,24 +281,36 @@
         </w:rPr>
         <w:t>但说"方言"或"用方言"的人也可以指一个拥有从</w:t>
       </w:r>
-      <w:r>
-        <w:rPr>
-          <w:lang w:val="zh_CN" w:bidi="zh_CN"/>
-        </w:rPr>
-        <w:t>圣灵</w:t>
-      </w:r>
+      <w:hyperlink r:id="rId15">
+        <w:r>
+          <w:rPr>
+            <w:lang w:val="zh_CN" w:bidi="zh_CN"/>
+          </w:rPr>
+          <w:rPr>
+            <w:color w:val="0000EE"/>
+            <w:u w:val="single"/>
+          </w:rPr>
+          <w:t>圣灵</w:t>
+        </w:r>
+      </w:hyperlink>
       <w:r>
         <w:rPr>
           <w:lang w:val="zh_CN" w:bidi="zh_CN"/>
         </w:rPr>
         <w:t>而来的特别恩赐的人。 当人们用这样的方言说话时，他们自己通常不明白他们在说什么。 圣灵使这些人用一种他们自己不认识的语言说话。 用这种未知的语言时，人们通常是为了赞美神，或者是说出一些关于神的真理。 有时听这些话的人能够理解这些话；有时因为他们恰好知道这种语言，或者有时因为圣灵正在给他们解释。 例如，在五旬节时，当圣灵降临在新</w:t>
       </w:r>
-      <w:r>
-        <w:rPr>
-          <w:lang w:val="zh_CN" w:bidi="zh_CN"/>
-        </w:rPr>
-        <w:t>信徒</w:t>
-      </w:r>
+      <w:hyperlink r:id="rId16">
+        <w:r>
+          <w:rPr>
+            <w:lang w:val="zh_CN" w:bidi="zh_CN"/>
+          </w:rPr>
+          <w:rPr>
+            <w:color w:val="0000EE"/>
+            <w:u w:val="single"/>
+          </w:rPr>
+          <w:t>信徒</w:t>
+        </w:r>
+      </w:hyperlink>
       <w:r>
         <w:rPr>
           <w:lang w:val="zh_CN" w:bidi="zh_CN"/>
@@ -276,12 +331,18 @@
         </w:rPr>
         <w:t>用方言说话的恩赐是圣灵可以赐给信徒的恩赐之一。 例如，其他的恩赐可以是特殊的知识，或智慧，或行</w:t>
       </w:r>
-      <w:r>
-        <w:rPr>
-          <w:lang w:val="zh_CN" w:bidi="zh_CN"/>
-        </w:rPr>
-        <w:t>神迹</w:t>
-      </w:r>
+      <w:hyperlink r:id="rId17">
+        <w:r>
+          <w:rPr>
+            <w:lang w:val="zh_CN" w:bidi="zh_CN"/>
+          </w:rPr>
+          <w:rPr>
+            <w:color w:val="0000EE"/>
+            <w:u w:val="single"/>
+          </w:rPr>
+          <w:t>神迹</w:t>
+        </w:r>
+      </w:hyperlink>
       <w:r>
         <w:rPr>
           <w:lang w:val="zh_CN" w:bidi="zh_CN"/>
@@ -315,12 +376,23 @@
         <w:rPr>
           <w:lang w:val="zh_CN" w:bidi="zh_CN"/>
         </w:rPr>
-        <w:t>房角石</w:t>
-      </w:r>
-      <w:r>
-        <w:rPr>
-          <w:lang w:val="zh_CN" w:bidi="zh_CN"/>
-        </w:rPr>
+        <w:t>方言</w:t>
+      </w:r>
+      <w:r>
+        <w:rPr>
+          <w:lang w:val="zh_CN" w:bidi="zh_CN"/>
+        </w:rPr>
+      </w:r>
+    </w:p>
+    <w:p>
+      <w:pPr>
+        <w:pStyle w:val="Heading4"/>
+      </w:pPr>
+      <w:r>
+        <w:rPr>
+          <w:lang w:val="zh_CN" w:bidi="zh_CN"/>
+        </w:rPr>
+        <w:t>Audio Content</w:t>
       </w:r>
     </w:p>
     <w:p>
@@ -330,18 +402,33 @@
           <w:lang w:val="zh_CN" w:bidi="zh_CN"/>
         </w:rPr>
       </w:r>
-      <w:r>
-        <w:rPr>
-          <w:b/>
-          <w:lang w:val="zh_CN" w:bidi="zh_CN"/>
-        </w:rPr>
-        <w:t>房角石</w:t>
-      </w:r>
-      <w:r>
-        <w:rPr>
-          <w:lang w:val="zh_CN" w:bidi="zh_CN"/>
-        </w:rPr>
-        <w:t>有时也称为"头石"，是建筑物中最重要的石头。</w:t>
+      <w:hyperlink r:id="rId18">
+        <w:r>
+          <w:rPr>
+            <w:lang w:val="zh_CN" w:bidi="zh_CN"/>
+          </w:rPr>
+          <w:rPr>
+            <w:color w:val="0000EE"/>
+            <w:u w:val="single"/>
+          </w:rPr>
+          <w:t>mp3 file</w:t>
+        </w:r>
+      </w:hyperlink>
+      <w:r>
+        <w:rPr>
+          <w:lang w:val="zh_CN" w:bidi="zh_CN"/>
+        </w:rPr>
+        <w:t xml:space="preserve"> (None KB)</w:t>
+      </w:r>
+      <w:r>
+        <w:rPr>
+          <w:lang w:val="zh_CN" w:bidi="zh_CN"/>
+        </w:rPr>
+      </w:r>
+      <w:r>
+        <w:rPr>
+          <w:lang w:val="zh_CN" w:bidi="zh_CN"/>
+        </w:rPr>
       </w:r>
     </w:p>
     <w:p>
@@ -351,11 +438,21 @@
           <w:lang w:val="zh_CN" w:bidi="zh_CN"/>
         </w:rPr>
       </w:r>
-      <w:r>
-        <w:rPr>
-          <w:lang w:val="zh_CN" w:bidi="zh_CN"/>
-        </w:rPr>
-        <w:t>建筑物中有两块不同的石头可以称为房角石。</w:t>
+    </w:p>
+    <w:p>
+      <w:pPr>
+        <w:pStyle w:val="Heading2"/>
+      </w:pPr>
+      <w:r>
+        <w:rPr>
+          <w:lang w:val="zh_CN" w:bidi="zh_CN"/>
+        </w:rPr>
+        <w:t>房角石</w:t>
+      </w:r>
+      <w:r>
+        <w:rPr>
+          <w:lang w:val="zh_CN" w:bidi="zh_CN"/>
+        </w:rPr>
       </w:r>
     </w:p>
     <w:p>
@@ -367,9 +464,16 @@
       </w:r>
       <w:r>
         <w:rPr>
-          <w:lang w:val="zh_CN" w:bidi="zh_CN"/>
-        </w:rPr>
-        <w:t>房角石可以是位于建筑物底部某个角落的一块大石头。人们最先立下的是这块石头。然后，当他们建造房子的其余部分时，他们会根据这块石头来建造。他们知道在哪里建造其它几面墙，因为他们可以看着这第一块石头，并使其它几面墙与这块石头连接。因为这块石头很大，所以它连接了两面不同的墙，并且承担房子的大部分重量。在这种情况下，房角石是最重要的石头，因为它使房子坚固。</w:t>
+          <w:b/>
+          <w:lang w:val="zh_CN" w:bidi="zh_CN"/>
+        </w:rPr>
+        <w:t>房角石</w:t>
+      </w:r>
+      <w:r>
+        <w:rPr>
+          <w:lang w:val="zh_CN" w:bidi="zh_CN"/>
+        </w:rPr>
+        <w:t>有时也称为"头石"，是建筑物中最重要的石头。</w:t>
       </w:r>
     </w:p>
     <w:p>
@@ -383,7 +487,7 @@
         <w:rPr>
           <w:lang w:val="zh_CN" w:bidi="zh_CN"/>
         </w:rPr>
-        <w:t>房角石也可以指放置在建筑物顶部的一块石头。这块石头连接两个拱石，形成一个拱门，或者支撑屋顶。使在这种情况下，房角石是最重要的石头，因为它房子完整，并将房子连接在一起。</w:t>
+        <w:t>建筑物中有两块不同的石头可以称为房角石。</w:t>
       </w:r>
     </w:p>
     <w:p>
@@ -397,7 +501,106 @@
         <w:rPr>
           <w:lang w:val="zh_CN" w:bidi="zh_CN"/>
         </w:rPr>
+        <w:t>房角石可以是位于建筑物底部某个角落的一块大石头。人们最先立下的是这块石头。然后，当他们建造房子的其余部分时，他们会根据这块石头来建造。他们知道在哪里建造其它几面墙，因为他们可以看着这第一块石头，并使其它几面墙与这块石头连接。因为这块石头很大，所以它连接了两面不同的墙，并且承担房子的大部分重量。在这种情况下，房角石是最重要的石头，因为它使房子坚固。</w:t>
+      </w:r>
+    </w:p>
+    <w:p>
+      <w:pPr/>
+      <w:r>
+        <w:rPr>
+          <w:lang w:val="zh_CN" w:bidi="zh_CN"/>
+        </w:rPr>
+      </w:r>
+      <w:r>
+        <w:rPr>
+          <w:lang w:val="zh_CN" w:bidi="zh_CN"/>
+        </w:rPr>
+        <w:t>房角石也可以指放置在建筑物顶部的一块石头。这块石头连接两个拱石，形成一个拱门，或者支撑屋顶。使在这种情况下，房角石是最重要的石头，因为它房子完整，并将房子连接在一起。</w:t>
+      </w:r>
+    </w:p>
+    <w:p>
+      <w:pPr/>
+      <w:r>
+        <w:rPr>
+          <w:lang w:val="zh_CN" w:bidi="zh_CN"/>
+        </w:rPr>
+      </w:r>
+      <w:r>
+        <w:rPr>
+          <w:lang w:val="zh_CN" w:bidi="zh_CN"/>
+        </w:rPr>
         <w:t>你可以在可视话圣经词典中查找房角石的图片。</w:t>
+      </w:r>
+      <w:r>
+        <w:rPr>
+          <w:lang w:val="zh_CN" w:bidi="zh_CN"/>
+        </w:rPr>
+      </w:r>
+      <w:r>
+        <w:rPr>
+          <w:lang w:val="zh_CN" w:bidi="zh_CN"/>
+        </w:rPr>
+      </w:r>
+    </w:p>
+    <w:p>
+      <w:pPr/>
+      <w:r>
+        <w:rPr>
+          <w:lang w:val="zh_CN" w:bidi="zh_CN"/>
+        </w:rPr>
+      </w:r>
+    </w:p>
+    <w:p>
+      <w:pPr>
+        <w:pStyle w:val="Heading2"/>
+      </w:pPr>
+      <w:r>
+        <w:rPr>
+          <w:lang w:val="zh_CN" w:bidi="zh_CN"/>
+        </w:rPr>
+        <w:t>房角石</w:t>
+      </w:r>
+      <w:r>
+        <w:rPr>
+          <w:lang w:val="zh_CN" w:bidi="zh_CN"/>
+        </w:rPr>
+      </w:r>
+    </w:p>
+    <w:p>
+      <w:pPr>
+        <w:pStyle w:val="Heading4"/>
+      </w:pPr>
+      <w:r>
+        <w:rPr>
+          <w:lang w:val="zh_CN" w:bidi="zh_CN"/>
+        </w:rPr>
+        <w:t>Audio Content</w:t>
+      </w:r>
+    </w:p>
+    <w:p>
+      <w:pPr/>
+      <w:r>
+        <w:rPr>
+          <w:lang w:val="zh_CN" w:bidi="zh_CN"/>
+        </w:rPr>
+      </w:r>
+      <w:hyperlink r:id="rId18">
+        <w:r>
+          <w:rPr>
+            <w:lang w:val="zh_CN" w:bidi="zh_CN"/>
+          </w:rPr>
+          <w:rPr>
+            <w:color w:val="0000EE"/>
+            <w:u w:val="single"/>
+          </w:rPr>
+          <w:t>mp3 file</w:t>
+        </w:r>
+      </w:hyperlink>
+      <w:r>
+        <w:rPr>
+          <w:lang w:val="zh_CN" w:bidi="zh_CN"/>
+        </w:rPr>
+        <w:t xml:space="preserve"> (None KB)</w:t>
       </w:r>
       <w:r>
         <w:rPr>

--- a/zhs/docx/016.content.docx
+++ b/zhs/docx/016.content.docx
@@ -39,80 +39,37 @@
           <w:b/>
           <w:lang w:val="zh_CN" w:bidi="zh_CN"/>
         </w:rPr>
-        <w:t>Familiarization, Internalization, Articulation (Fia) Terms</w:t>
-      </w:r>
-      <w:r>
-        <w:rPr>
-          <w:lang w:val="zh_CN" w:bidi="zh_CN"/>
-        </w:rPr>
-        <w:t xml:space="preserve"> (Chinese (Simplified)) is based on: </w:t>
-      </w:r>
-      <w:r>
-        <w:rPr>
-          <w:lang w:val="zh_CN" w:bidi="zh_CN"/>
-        </w:rPr>
-        <w:t>Familiarization, Internalization, Articulation (Fia) Terms</w:t>
-      </w:r>
-      <w:r>
-        <w:rPr>
-          <w:lang w:val="zh_CN" w:bidi="zh_CN"/>
-        </w:rPr>
-        <w:t xml:space="preserve">, </w:t>
-      </w:r>
-      <w:hyperlink r:id="rId13">
-        <w:r>
-          <w:rPr>
-            <w:lang w:val="zh_CN" w:bidi="zh_CN"/>
-          </w:rPr>
-          <w:rPr>
-            <w:color w:val="0000EE"/>
-            <w:u w:val="single"/>
-          </w:rPr>
-          <w:t>SRV Partners</w:t>
-        </w:r>
-      </w:hyperlink>
-      <w:r>
-        <w:rPr>
-          <w:lang w:val="zh_CN" w:bidi="zh_CN"/>
-        </w:rPr>
-        <w:t xml:space="preserve">, 2023, which is licensed under a </w:t>
-      </w:r>
-      <w:hyperlink r:id="rId14">
-        <w:r>
-          <w:rPr>
-            <w:lang w:val="zh_CN" w:bidi="zh_CN"/>
-          </w:rPr>
-          <w:rPr>
-            <w:color w:val="0000EE"/>
-            <w:u w:val="single"/>
-          </w:rPr>
-          <w:t>CC BY-SA 4.0 license</w:t>
-        </w:r>
-      </w:hyperlink>
-      <w:r>
-        <w:rPr>
-          <w:lang w:val="zh_CN" w:bidi="zh_CN"/>
-        </w:rPr>
-        <w:t>.</w:t>
-      </w:r>
-      <w:r>
-        <w:rPr>
-          <w:lang w:val="zh_CN" w:bidi="zh_CN"/>
-        </w:rPr>
-      </w:r>
-    </w:p>
-    <w:p>
-      <w:pPr/>
-      <w:r>
-        <w:rPr>
-          <w:lang w:val="zh_CN" w:bidi="zh_CN"/>
-        </w:rPr>
-      </w:r>
-      <w:r>
-        <w:rPr>
-          <w:lang w:val="zh_CN" w:bidi="zh_CN"/>
-        </w:rPr>
-        <w:t>This PDF version is provided under the same license.</w:t>
+        <w:t>Familiarization, Internalization, Articulation (FIA) Key Terms</w:t>
+      </w:r>
+      <w:r>
+        <w:rPr>
+          <w:lang w:val="zh_CN" w:bidi="zh_CN"/>
+        </w:rPr>
+        <w:t xml:space="preserve"> © 2023 SRV Partners Released under CC BY-SA 4.0 license. </w:t>
+      </w:r>
+      <w:r>
+        <w:rPr>
+          <w:lang w:val="zh_CN" w:bidi="zh_CN"/>
+        </w:rPr>
+        <w:t>Familiarization, Internalization, Articulation (FIA) Key Terms</w:t>
+      </w:r>
+      <w:r>
+        <w:rPr>
+          <w:lang w:val="zh_CN" w:bidi="zh_CN"/>
+        </w:rPr>
+        <w:t xml:space="preserve"> has been adapted in the following languages Tok Pisin, عربي, Français, हिंदी, Bahasa Indonesia, Português, Русский, Español, Kiswahili, 简体中文 from </w:t>
+      </w:r>
+      <w:r>
+        <w:rPr>
+          <w:lang w:val="zh_CN" w:bidi="zh_CN"/>
+        </w:rPr>
+        <w:t>Familiarization, Internalization, Articulation (FIA)</w:t>
+      </w:r>
+      <w:r>
+        <w:rPr>
+          <w:lang w:val="zh_CN" w:bidi="zh_CN"/>
+        </w:rPr>
+        <w:t xml:space="preserve"> © 2023 SRV Partners. Released under CC BY-SA 4.0 license by Mission Mutual</w:t>
       </w:r>
       <w:r>
         <w:rPr>
@@ -281,7 +238,7 @@
         </w:rPr>
         <w:t>但说"方言"或"用方言"的人也可以指一个拥有从</w:t>
       </w:r>
-      <w:hyperlink r:id="rId15">
+      <w:hyperlink r:id="rId13">
         <w:r>
           <w:rPr>
             <w:lang w:val="zh_CN" w:bidi="zh_CN"/>
@@ -299,7 +256,7 @@
         </w:rPr>
         <w:t>而来的特别恩赐的人。 当人们用这样的方言说话时，他们自己通常不明白他们在说什么。 圣灵使这些人用一种他们自己不认识的语言说话。 用这种未知的语言时，人们通常是为了赞美神，或者是说出一些关于神的真理。 有时听这些话的人能够理解这些话；有时因为他们恰好知道这种语言，或者有时因为圣灵正在给他们解释。 例如，在五旬节时，当圣灵降临在新</w:t>
       </w:r>
-      <w:hyperlink r:id="rId16">
+      <w:hyperlink r:id="rId14">
         <w:r>
           <w:rPr>
             <w:lang w:val="zh_CN" w:bidi="zh_CN"/>
@@ -331,7 +288,7 @@
         </w:rPr>
         <w:t>用方言说话的恩赐是圣灵可以赐给信徒的恩赐之一。 例如，其他的恩赐可以是特殊的知识，或智慧，或行</w:t>
       </w:r>
-      <w:hyperlink r:id="rId17">
+      <w:hyperlink r:id="rId15">
         <w:r>
           <w:rPr>
             <w:lang w:val="zh_CN" w:bidi="zh_CN"/>
@@ -402,7 +359,7 @@
           <w:lang w:val="zh_CN" w:bidi="zh_CN"/>
         </w:rPr>
       </w:r>
-      <w:hyperlink r:id="rId18">
+      <w:hyperlink r:id="rId16">
         <w:r>
           <w:rPr>
             <w:lang w:val="zh_CN" w:bidi="zh_CN"/>
@@ -584,7 +541,7 @@
           <w:lang w:val="zh_CN" w:bidi="zh_CN"/>
         </w:rPr>
       </w:r>
-      <w:hyperlink r:id="rId18">
+      <w:hyperlink r:id="rId16">
         <w:r>
           <w:rPr>
             <w:lang w:val="zh_CN" w:bidi="zh_CN"/>

--- a/zhs/docx/016.content.docx
+++ b/zhs/docx/016.content.docx
@@ -45,7 +45,7 @@
         <w:rPr>
           <w:lang w:val="zh_CN" w:bidi="zh_CN"/>
         </w:rPr>
-        <w:t xml:space="preserve"> © 2023 SRV Partners Released under CC BY-SA 4.0 license. </w:t>
+        <w:t xml:space="preserve"> © 2025 Word Collective Released under CC BY-SA 4.0 license. </w:t>
       </w:r>
       <w:r>
         <w:rPr>
@@ -69,7 +69,7 @@
         <w:rPr>
           <w:lang w:val="zh_CN" w:bidi="zh_CN"/>
         </w:rPr>
-        <w:t xml:space="preserve"> © 2023 SRV Partners. Released under CC BY-SA 4.0 license by Mission Mutual</w:t>
+        <w:t xml:space="preserve"> © 2025 Word Collective. Released under CC BY-SA 4.0 license by Mission Mutual</w:t>
       </w:r>
       <w:r>
         <w:rPr>
